--- a/台球社交平台 UI 设计需求4.0.docx
+++ b/台球社交平台 UI 设计需求4.0.docx
@@ -116,8 +116,16 @@
         <w:rPr>
           <w:rFonts w:ascii="Arial" w:hAnsi="Arial" w:eastAsia="等线" w:cs="Arial"/>
           <w:sz w:val="22"/>
-        </w:rPr>
-        <w:t>核心功能：动态发布与互动（</w:t>
+          <w:highlight w:val="lightGray"/>
+        </w:rPr>
+        <w:t>核心功能：动态发布与互动</w:t>
+      </w:r>
+      <w:r>
+        <w:rPr>
+          <w:rFonts w:ascii="Arial" w:hAnsi="Arial" w:eastAsia="等线" w:cs="Arial"/>
+          <w:sz w:val="22"/>
+        </w:rPr>
+        <w:t>（</w:t>
       </w:r>
       <w:r>
         <w:rPr>
@@ -288,6 +296,8 @@
         </w:rPr>
         <w:t>比赛排行（排行榜区分“地区”“比赛”标签，点击标签切换，排行项显示排名、头像、名称）</w:t>
       </w:r>
+      <w:bookmarkStart w:id="24" w:name="_GoBack"/>
+      <w:bookmarkEnd w:id="24"/>
     </w:p>
     <w:p>
       <w:pPr>
@@ -589,11 +599,15 @@
         <w:spacing w:before="120" w:after="120" w:line="288" w:lineRule="auto"/>
         <w:ind w:left="453"/>
         <w:jc w:val="left"/>
-      </w:pPr>
-      <w:r>
-        <w:rPr>
-          <w:rFonts w:ascii="Arial" w:hAnsi="Arial" w:eastAsia="等线" w:cs="Arial"/>
-          <w:sz w:val="22"/>
+        <w:rPr>
+          <w:highlight w:val="lightGray"/>
+        </w:rPr>
+      </w:pPr>
+      <w:r>
+        <w:rPr>
+          <w:rFonts w:ascii="Arial" w:hAnsi="Arial" w:eastAsia="等线" w:cs="Arial"/>
+          <w:sz w:val="22"/>
+          <w:highlight w:val="lightGray"/>
         </w:rPr>
         <w:t>商家信息：名称、地址、营业时间、距离、认证标签（已认证/有助教/五星商家）、头像角标（营业中/休息中）</w:t>
       </w:r>
@@ -601,6 +615,7 @@
         <w:rPr>
           <w:rFonts w:hint="eastAsia" w:ascii="Arial" w:hAnsi="Arial" w:eastAsia="等线" w:cs="Arial"/>
           <w:sz w:val="22"/>
+          <w:highlight w:val="lightGray"/>
           <w:lang w:eastAsia="zh-CN"/>
         </w:rPr>
         <w:t>，</w:t>
@@ -609,6 +624,7 @@
         <w:rPr>
           <w:rFonts w:ascii="Arial" w:hAnsi="Arial" w:eastAsia="等线" w:cs="Arial"/>
           <w:sz w:val="22"/>
+          <w:highlight w:val="lightGray"/>
         </w:rPr>
         <w:t>距离显示格式统一为“XX</w:t>
       </w:r>
@@ -616,6 +632,7 @@
         <w:rPr>
           <w:rFonts w:hint="eastAsia" w:ascii="Arial" w:hAnsi="Arial" w:eastAsia="等线" w:cs="Arial"/>
           <w:sz w:val="22"/>
+          <w:highlight w:val="lightGray"/>
           <w:lang w:val="en-US" w:eastAsia="zh-CN"/>
         </w:rPr>
         <w:t>m</w:t>
@@ -624,6 +641,7 @@
         <w:rPr>
           <w:rFonts w:ascii="Arial" w:hAnsi="Arial" w:eastAsia="等线" w:cs="Arial"/>
           <w:sz w:val="22"/>
+          <w:highlight w:val="lightGray"/>
         </w:rPr>
         <w:t>/XX</w:t>
       </w:r>
@@ -631,6 +649,7 @@
         <w:rPr>
           <w:rFonts w:hint="eastAsia" w:ascii="Arial" w:hAnsi="Arial" w:eastAsia="等线" w:cs="Arial"/>
           <w:sz w:val="22"/>
+          <w:highlight w:val="lightGray"/>
           <w:lang w:val="en-US" w:eastAsia="zh-CN"/>
         </w:rPr>
         <w:t>km</w:t>
@@ -639,6 +658,7 @@
         <w:rPr>
           <w:rFonts w:ascii="Arial" w:hAnsi="Arial" w:eastAsia="等线" w:cs="Arial"/>
           <w:sz w:val="22"/>
+          <w:highlight w:val="lightGray"/>
         </w:rPr>
         <w:t>”，五星商家显示星级图标，营业时间标注“XX:XX-XX:XX”）</w:t>
       </w:r>
@@ -652,11 +672,15 @@
         <w:spacing w:before="120" w:after="120" w:line="288" w:lineRule="auto"/>
         <w:ind w:left="453"/>
         <w:jc w:val="left"/>
-      </w:pPr>
-      <w:r>
-        <w:rPr>
-          <w:rFonts w:ascii="Arial" w:hAnsi="Arial" w:eastAsia="等线" w:cs="Arial"/>
-          <w:sz w:val="22"/>
+        <w:rPr>
+          <w:highlight w:val="lightGray"/>
+        </w:rPr>
+      </w:pPr>
+      <w:r>
+        <w:rPr>
+          <w:rFonts w:ascii="Arial" w:hAnsi="Arial" w:eastAsia="等线" w:cs="Arial"/>
+          <w:sz w:val="22"/>
+          <w:highlight w:val="lightGray"/>
         </w:rPr>
         <w:t>功能按钮：「去约球」按钮、优惠券展示（如“可乐一瓶”“到店立减10元”）「去约球」按钮点击有反馈效果，</w:t>
       </w:r>
@@ -664,6 +688,7 @@
         <w:rPr>
           <w:rFonts w:hint="eastAsia" w:ascii="Arial" w:hAnsi="Arial" w:eastAsia="等线" w:cs="Arial"/>
           <w:sz w:val="22"/>
+          <w:highlight w:val="lightGray"/>
           <w:lang w:val="en-US" w:eastAsia="zh-CN"/>
         </w:rPr>
         <w:t>直接跳转发布约球，且球房地址直接自动填充该球房，</w:t>
@@ -672,6 +697,7 @@
         <w:rPr>
           <w:rFonts w:ascii="Arial" w:hAnsi="Arial" w:eastAsia="等线" w:cs="Arial"/>
           <w:sz w:val="22"/>
+          <w:highlight w:val="lightGray"/>
         </w:rPr>
         <w:t>列表支持下拉刷新、上拉加载）</w:t>
       </w:r>
@@ -717,11 +743,15 @@
         <w:spacing w:before="120" w:after="120" w:line="288" w:lineRule="auto"/>
         <w:ind w:left="453"/>
         <w:jc w:val="left"/>
-      </w:pPr>
-      <w:r>
-        <w:rPr>
-          <w:rFonts w:ascii="Arial" w:hAnsi="Arial" w:eastAsia="等线" w:cs="Arial"/>
-          <w:sz w:val="22"/>
+        <w:rPr>
+          <w:highlight w:val="lightGray"/>
+        </w:rPr>
+      </w:pPr>
+      <w:r>
+        <w:rPr>
+          <w:rFonts w:ascii="Arial" w:hAnsi="Arial" w:eastAsia="等线" w:cs="Arial"/>
+          <w:sz w:val="22"/>
+          <w:highlight w:val="lightGray"/>
         </w:rPr>
         <w:t>参考美团台球商户界面，含图片滑动展示</w:t>
       </w:r>
@@ -729,6 +759,7 @@
         <w:rPr>
           <w:rFonts w:hint="eastAsia" w:ascii="Arial" w:hAnsi="Arial" w:eastAsia="等线" w:cs="Arial"/>
           <w:sz w:val="22"/>
+          <w:highlight w:val="lightGray"/>
           <w:lang w:eastAsia="zh-CN"/>
         </w:rPr>
         <w:t>，</w:t>
@@ -737,6 +768,7 @@
         <w:rPr>
           <w:rFonts w:ascii="Arial" w:hAnsi="Arial" w:eastAsia="等线" w:cs="Arial"/>
           <w:sz w:val="22"/>
+          <w:highlight w:val="lightGray"/>
         </w:rPr>
         <w:t>图片支持缩放，首图显示商家主图，后续为环境/器材图）</w:t>
       </w:r>
@@ -1742,8 +1774,6 @@
         </w:rPr>
         <w:t>预览功能，</w:t>
       </w:r>
-      <w:bookmarkStart w:id="24" w:name="_GoBack"/>
-      <w:bookmarkEnd w:id="24"/>
     </w:p>
     <w:p>
       <w:pPr>
